--- a/downloads/fiches/bts_systemes_photoniques_fiche_evaluation.docx
+++ b/downloads/fiches/bts_systemes_photoniques_fiche_evaluation.docx
@@ -11,8 +11,9 @@
           <w:b/>
           <w:color w:val="1F4E79"/>
           <w:sz w:val="32"/>
+          <w:lang w:val="fr-FR" w:eastAsia="fr-FR" w:bidi="fr-FR"/>
         </w:rPr>
-        <w:t>Fiche d'evaluation reconstituee - BTS Systemes photoniques</w:t>
+        <w:t>Fiche d'évaluation reconstituée - BTS Systemes photoniques</w:t>
       </w:r>
     </w:p>
     <w:p>
@@ -23,8 +24,9 @@
         <w:rPr>
           <w:i/>
           <w:sz w:val="21"/>
+          <w:lang w:val="fr-FR" w:eastAsia="fr-FR" w:bidi="fr-FR"/>
         </w:rPr>
-        <w:t>Support evalue : Rapport d'activite en entreprise | Modalite : CCF</w:t>
+        <w:t>Support évalué : Rapport de stage / rapport d'activités | Modalité : CCF | Option : Optique instrumentale|Photonique</w:t>
       </w:r>
     </w:p>
     <w:p>
@@ -35,8 +37,9 @@
         <w:rPr>
           <w:b/>
           <w:color w:val="4F81BD"/>
+          <w:lang w:val="fr-FR" w:eastAsia="fr-FR" w:bidi="fr-FR"/>
         </w:rPr>
-        <w:t>Fiche reconstituee a partir de criteres officiels</w:t>
+        <w:t>Fiche reconstituée à partir de critères officiels</w:t>
       </w:r>
     </w:p>
     <w:p>
@@ -46,8 +49,9 @@
       <w:r>
         <w:rPr>
           <w:i/>
+          <w:lang w:val="fr-FR" w:eastAsia="fr-FR" w:bidi="fr-FR"/>
         </w:rPr>
-        <w:t>Cette fiche est une reconstitution de travail a partir des sources publiques reperees au 28/04/2026. Elle ne remplace pas un formulaire national opposable lorsqu'une grille officielle complete existe par ailleurs.</w:t>
+        <w:t>Cette fiche est une reconstitution de travail à partir des sources publiques repérées au 2026-05-06. Elle ne remplace pas un formulaire national opposable lorsqu'une grille officielle complète existe par ailleurs.</w:t>
       </w:r>
     </w:p>
     <w:tbl>
@@ -74,6 +78,7 @@
             <w:r>
               <w:rPr>
                 <w:b/>
+                <w:lang w:val="fr-FR" w:eastAsia="fr-FR" w:bidi="fr-FR"/>
               </w:rPr>
               <w:t>BTS</w:t>
             </w:r>
@@ -86,6 +91,9 @@
           </w:tcPr>
           <w:p>
             <w:r>
+              <w:rPr>
+                <w:lang w:val="fr-FR" w:eastAsia="fr-FR" w:bidi="fr-FR"/>
+              </w:rPr>
               <w:t>BTS Systemes photoniques</w:t>
             </w:r>
           </w:p>
@@ -100,8 +108,9 @@
             <w:r>
               <w:rPr>
                 <w:b/>
+                <w:lang w:val="fr-FR" w:eastAsia="fr-FR" w:bidi="fr-FR"/>
               </w:rPr>
-              <w:t>Modalite</w:t>
+              <w:t>Modalité</w:t>
             </w:r>
           </w:p>
         </w:tc>
@@ -112,6 +121,9 @@
           </w:tcPr>
           <w:p>
             <w:r>
+              <w:rPr>
+                <w:lang w:val="fr-FR" w:eastAsia="fr-FR" w:bidi="fr-FR"/>
+              </w:rPr>
               <w:t>CCF</w:t>
             </w:r>
           </w:p>
@@ -128,6 +140,7 @@
             <w:r>
               <w:rPr>
                 <w:b/>
+                <w:lang w:val="fr-FR" w:eastAsia="fr-FR" w:bidi="fr-FR"/>
               </w:rPr>
               <w:t>Option</w:t>
             </w:r>
@@ -140,7 +153,10 @@
           </w:tcPr>
           <w:p>
             <w:r>
-              <w:t>Sans option specifiee</w:t>
+              <w:rPr>
+                <w:lang w:val="fr-FR" w:eastAsia="fr-FR" w:bidi="fr-FR"/>
+              </w:rPr>
+              <w:t>Optique instrumentale|Photonique</w:t>
             </w:r>
           </w:p>
         </w:tc>
@@ -154,6 +170,7 @@
             <w:r>
               <w:rPr>
                 <w:b/>
+                <w:lang w:val="fr-FR" w:eastAsia="fr-FR" w:bidi="fr-FR"/>
               </w:rPr>
               <w:t>Statut documentaire</w:t>
             </w:r>
@@ -166,6 +183,9 @@
           </w:tcPr>
           <w:p>
             <w:r>
+              <w:rPr>
+                <w:lang w:val="fr-FR" w:eastAsia="fr-FR" w:bidi="fr-FR"/>
+              </w:rPr>
               <w:t>CCF confirme</w:t>
             </w:r>
           </w:p>
@@ -182,6 +202,7 @@
             <w:r>
               <w:rPr>
                 <w:b/>
+                <w:lang w:val="fr-FR" w:eastAsia="fr-FR" w:bidi="fr-FR"/>
               </w:rPr>
               <w:t>Support</w:t>
             </w:r>
@@ -194,7 +215,10 @@
           </w:tcPr>
           <w:p>
             <w:r>
-              <w:t>Rapport d'activite en entreprise</w:t>
+              <w:rPr>
+                <w:lang w:val="fr-FR" w:eastAsia="fr-FR" w:bidi="fr-FR"/>
+              </w:rPr>
+              <w:t>Rapport de stage / rapport d'activités</w:t>
             </w:r>
           </w:p>
         </w:tc>
@@ -208,8 +232,9 @@
             <w:r>
               <w:rPr>
                 <w:b/>
+                <w:lang w:val="fr-FR" w:eastAsia="fr-FR" w:bidi="fr-FR"/>
               </w:rPr>
-              <w:t>Epreuve</w:t>
+              <w:t>Épreuve</w:t>
             </w:r>
           </w:p>
         </w:tc>
@@ -220,7 +245,10 @@
           </w:tcPr>
           <w:p>
             <w:r>
-              <w:t>U6.1 Rapport d'activite en entreprise</w:t>
+              <w:rPr>
+                <w:lang w:val="fr-FR" w:eastAsia="fr-FR" w:bidi="fr-FR"/>
+              </w:rPr>
+              <w:t>U61|U62 | U6.1 Rapport d'activité en entreprise</w:t>
             </w:r>
           </w:p>
         </w:tc>
@@ -236,8 +264,9 @@
             <w:r>
               <w:rPr>
                 <w:b/>
+                <w:lang w:val="fr-FR" w:eastAsia="fr-FR" w:bidi="fr-FR"/>
               </w:rPr>
-              <w:t>Voies / modalites</w:t>
+              <w:t>Voies / modalités</w:t>
             </w:r>
           </w:p>
         </w:tc>
@@ -248,7 +277,10 @@
           </w:tcPr>
           <w:p>
             <w:r>
-              <w:t>Formation professionnelle continue dans les etablissements publics habilites a pratiquer le CCF</w:t>
+              <w:rPr>
+                <w:lang w:val="fr-FR" w:eastAsia="fr-FR" w:bidi="fr-FR"/>
+              </w:rPr>
+              <w:t>CCF confirme</w:t>
             </w:r>
           </w:p>
         </w:tc>
@@ -262,6 +294,7 @@
             <w:r>
               <w:rPr>
                 <w:b/>
+                <w:lang w:val="fr-FR" w:eastAsia="fr-FR" w:bidi="fr-FR"/>
               </w:rPr>
               <w:t>Niveau de reconstitution</w:t>
             </w:r>
@@ -274,7 +307,10 @@
           </w:tcPr>
           <w:p>
             <w:r>
-              <w:t>Fiche reconstituee a partir de criteres officiels</w:t>
+              <w:rPr>
+                <w:lang w:val="fr-FR" w:eastAsia="fr-FR" w:bidi="fr-FR"/>
+              </w:rPr>
+              <w:t>Fiche reconstituée à partir de critères officiels</w:t>
             </w:r>
           </w:p>
         </w:tc>
@@ -290,8 +326,9 @@
             <w:r>
               <w:rPr>
                 <w:b/>
+                <w:lang w:val="fr-FR" w:eastAsia="fr-FR" w:bidi="fr-FR"/>
               </w:rPr>
-              <w:t>Sources modele</w:t>
+              <w:t>Sources modèle</w:t>
             </w:r>
           </w:p>
         </w:tc>
@@ -302,7 +339,10 @@
           </w:tcPr>
           <w:p>
             <w:r>
-              <w:t>Le rapport d'activite en entreprise est bien trace par le texte public, sans grille distincte retrouvee.</w:t>
+              <w:rPr>
+                <w:lang w:val="fr-FR" w:eastAsia="fr-FR" w:bidi="fr-FR"/>
+              </w:rPr>
+              <w:t>Le rapport d'activité en entreprise est bien trace par le texte public, sans grille distincte retrouvée.</w:t>
             </w:r>
           </w:p>
         </w:tc>
@@ -316,6 +356,7 @@
             <w:r>
               <w:rPr>
                 <w:b/>
+                <w:lang w:val="fr-FR" w:eastAsia="fr-FR" w:bidi="fr-FR"/>
               </w:rPr>
               <w:t>Document jury</w:t>
             </w:r>
@@ -328,6 +369,9 @@
           </w:tcPr>
           <w:p>
             <w:r>
+              <w:rPr>
+                <w:lang w:val="fr-FR" w:eastAsia="fr-FR" w:bidi="fr-FR"/>
+              </w:rPr>
               <w:t>https://www.education.gouv.fr/bo/15/Hebdo27/MENS1427949A.htm</w:t>
             </w:r>
           </w:p>
@@ -339,8 +383,9 @@
       <w:r>
         <w:rPr>
           <w:b/>
+          <w:lang w:val="fr-FR" w:eastAsia="fr-FR" w:bidi="fr-FR"/>
         </w:rPr>
-        <w:t>Echelle de positionnement conseillee</w:t>
+        <w:t>Échelle de positionnement conseillée</w:t>
       </w:r>
     </w:p>
     <w:tbl>
@@ -366,6 +411,7 @@
             <w:r>
               <w:rPr>
                 <w:b/>
+                <w:lang w:val="fr-FR" w:eastAsia="fr-FR" w:bidi="fr-FR"/>
               </w:rPr>
               <w:t>NA</w:t>
             </w:r>
@@ -380,6 +426,7 @@
             <w:r>
               <w:rPr>
                 <w:b/>
+                <w:lang w:val="fr-FR" w:eastAsia="fr-FR" w:bidi="fr-FR"/>
               </w:rPr>
               <w:t>PA</w:t>
             </w:r>
@@ -394,6 +441,7 @@
             <w:r>
               <w:rPr>
                 <w:b/>
+                <w:lang w:val="fr-FR" w:eastAsia="fr-FR" w:bidi="fr-FR"/>
               </w:rPr>
               <w:t>A</w:t>
             </w:r>
@@ -408,6 +456,7 @@
             <w:r>
               <w:rPr>
                 <w:b/>
+                <w:lang w:val="fr-FR" w:eastAsia="fr-FR" w:bidi="fr-FR"/>
               </w:rPr>
               <w:t>TB</w:t>
             </w:r>
@@ -421,6 +470,9 @@
           </w:tcPr>
           <w:p>
             <w:r>
+              <w:rPr>
+                <w:lang w:val="fr-FR" w:eastAsia="fr-FR" w:bidi="fr-FR"/>
+              </w:rPr>
               <w:t>Non observable / non acquis</w:t>
             </w:r>
           </w:p>
@@ -431,6 +483,9 @@
           </w:tcPr>
           <w:p>
             <w:r>
+              <w:rPr>
+                <w:lang w:val="fr-FR" w:eastAsia="fr-FR" w:bidi="fr-FR"/>
+              </w:rPr>
               <w:t>Partiellement acquis</w:t>
             </w:r>
           </w:p>
@@ -441,6 +496,9 @@
           </w:tcPr>
           <w:p>
             <w:r>
+              <w:rPr>
+                <w:lang w:val="fr-FR" w:eastAsia="fr-FR" w:bidi="fr-FR"/>
+              </w:rPr>
               <w:t>Acquis</w:t>
             </w:r>
           </w:p>
@@ -451,7 +509,10 @@
           </w:tcPr>
           <w:p>
             <w:r>
-              <w:t>Tres bien acquis</w:t>
+              <w:rPr>
+                <w:lang w:val="fr-FR" w:eastAsia="fr-FR" w:bidi="fr-FR"/>
+              </w:rPr>
+              <w:t>Très bien acquis</w:t>
             </w:r>
           </w:p>
         </w:tc>
@@ -462,8 +523,9 @@
       <w:r>
         <w:rPr>
           <w:b/>
+          <w:lang w:val="fr-FR" w:eastAsia="fr-FR" w:bidi="fr-FR"/>
         </w:rPr>
-        <w:t>Grille d'evaluation</w:t>
+        <w:t>Grille d'évaluation</w:t>
       </w:r>
     </w:p>
     <w:tbl>
@@ -500,8 +562,9 @@
               <w:rPr>
                 <w:b/>
                 <w:sz w:val="19"/>
+                <w:lang w:val="fr-FR" w:eastAsia="fr-FR" w:bidi="fr-FR"/>
               </w:rPr>
-              <w:t>Critere evalue</w:t>
+              <w:t>Critère évalué</w:t>
             </w:r>
           </w:p>
         </w:tc>
@@ -519,6 +582,7 @@
               <w:rPr>
                 <w:b/>
                 <w:sz w:val="19"/>
+                <w:lang w:val="fr-FR" w:eastAsia="fr-FR" w:bidi="fr-FR"/>
               </w:rPr>
               <w:t>Indicateurs observables / questions d'appui</w:t>
             </w:r>
@@ -538,6 +602,7 @@
               <w:rPr>
                 <w:b/>
                 <w:sz w:val="19"/>
+                <w:lang w:val="fr-FR" w:eastAsia="fr-FR" w:bidi="fr-FR"/>
               </w:rPr>
               <w:t>NA</w:t>
             </w:r>
@@ -557,6 +622,7 @@
               <w:rPr>
                 <w:b/>
                 <w:sz w:val="19"/>
+                <w:lang w:val="fr-FR" w:eastAsia="fr-FR" w:bidi="fr-FR"/>
               </w:rPr>
               <w:t>PA</w:t>
             </w:r>
@@ -576,6 +642,7 @@
               <w:rPr>
                 <w:b/>
                 <w:sz w:val="19"/>
+                <w:lang w:val="fr-FR" w:eastAsia="fr-FR" w:bidi="fr-FR"/>
               </w:rPr>
               <w:t>A</w:t>
             </w:r>
@@ -595,6 +662,7 @@
               <w:rPr>
                 <w:b/>
                 <w:sz w:val="19"/>
+                <w:lang w:val="fr-FR" w:eastAsia="fr-FR" w:bidi="fr-FR"/>
               </w:rPr>
               <w:t>TB</w:t>
             </w:r>
@@ -614,6 +682,7 @@
               <w:rPr>
                 <w:b/>
                 <w:sz w:val="19"/>
+                <w:lang w:val="fr-FR" w:eastAsia="fr-FR" w:bidi="fr-FR"/>
               </w:rPr>
               <w:t>Observations</w:t>
             </w:r>
@@ -631,7 +700,10 @@
               <w:spacing w:after="0"/>
             </w:pPr>
             <w:r>
-              <w:t>Qualite et conformite du rapport/support</w:t>
+              <w:rPr>
+                <w:lang w:val="fr-FR" w:eastAsia="fr-FR" w:bidi="fr-FR"/>
+              </w:rPr>
+              <w:t>Qualité et conformité du rapport/support</w:t>
             </w:r>
           </w:p>
         </w:tc>
@@ -645,7 +717,10 @@
               <w:spacing w:after="0"/>
             </w:pPr>
             <w:r>
-              <w:t>Support lisible, structure, coherent avec l'epreuve et directement exploitable pour l'evaluation.</w:t>
+              <w:rPr>
+                <w:lang w:val="fr-FR" w:eastAsia="fr-FR" w:bidi="fr-FR"/>
+              </w:rPr>
+              <w:t>Support lisible, structuré, cohérent avec l'épreuve et directement exploitable pour l'évaluation.</w:t>
             </w:r>
           </w:p>
         </w:tc>
@@ -659,7 +734,11 @@
               <w:spacing w:after="0"/>
               <w:jc w:val="center"/>
             </w:pPr>
-            <w:r/>
+            <w:r>
+              <w:rPr>
+                <w:lang w:val="fr-FR" w:eastAsia="fr-FR" w:bidi="fr-FR"/>
+              </w:rPr>
+            </w:r>
           </w:p>
         </w:tc>
         <w:tc>
@@ -672,7 +751,11 @@
               <w:spacing w:after="0"/>
               <w:jc w:val="center"/>
             </w:pPr>
-            <w:r/>
+            <w:r>
+              <w:rPr>
+                <w:lang w:val="fr-FR" w:eastAsia="fr-FR" w:bidi="fr-FR"/>
+              </w:rPr>
+            </w:r>
           </w:p>
         </w:tc>
         <w:tc>
@@ -685,7 +768,11 @@
               <w:spacing w:after="0"/>
               <w:jc w:val="center"/>
             </w:pPr>
-            <w:r/>
+            <w:r>
+              <w:rPr>
+                <w:lang w:val="fr-FR" w:eastAsia="fr-FR" w:bidi="fr-FR"/>
+              </w:rPr>
+            </w:r>
           </w:p>
         </w:tc>
         <w:tc>
@@ -698,7 +785,11 @@
               <w:spacing w:after="0"/>
               <w:jc w:val="center"/>
             </w:pPr>
-            <w:r/>
+            <w:r>
+              <w:rPr>
+                <w:lang w:val="fr-FR" w:eastAsia="fr-FR" w:bidi="fr-FR"/>
+              </w:rPr>
+            </w:r>
           </w:p>
         </w:tc>
         <w:tc>
@@ -710,7 +801,11 @@
             <w:pPr>
               <w:spacing w:after="0"/>
             </w:pPr>
-            <w:r/>
+            <w:r>
+              <w:rPr>
+                <w:lang w:val="fr-FR" w:eastAsia="fr-FR" w:bidi="fr-FR"/>
+              </w:rPr>
+            </w:r>
           </w:p>
         </w:tc>
       </w:tr>
@@ -725,6 +820,9 @@
               <w:spacing w:after="0"/>
             </w:pPr>
             <w:r>
+              <w:rPr>
+                <w:lang w:val="fr-FR" w:eastAsia="fr-FR" w:bidi="fr-FR"/>
+              </w:rPr>
               <w:t>explicitation du contexte entreprise et de la mission en systemes photoniques</w:t>
             </w:r>
           </w:p>
@@ -739,7 +837,10 @@
               <w:spacing w:after="0"/>
             </w:pPr>
             <w:r>
-              <w:t>Le candidat situe precisement l'organisation, ses missions et le perimetre de son intervention.</w:t>
+              <w:rPr>
+                <w:lang w:val="fr-FR" w:eastAsia="fr-FR" w:bidi="fr-FR"/>
+              </w:rPr>
+              <w:t>Le candidat situe précisément l'organisation, ses missions et le périmètre de son intervention.</w:t>
             </w:r>
           </w:p>
         </w:tc>
@@ -753,7 +854,11 @@
               <w:spacing w:after="0"/>
               <w:jc w:val="center"/>
             </w:pPr>
-            <w:r/>
+            <w:r>
+              <w:rPr>
+                <w:lang w:val="fr-FR" w:eastAsia="fr-FR" w:bidi="fr-FR"/>
+              </w:rPr>
+            </w:r>
           </w:p>
         </w:tc>
         <w:tc>
@@ -766,7 +871,11 @@
               <w:spacing w:after="0"/>
               <w:jc w:val="center"/>
             </w:pPr>
-            <w:r/>
+            <w:r>
+              <w:rPr>
+                <w:lang w:val="fr-FR" w:eastAsia="fr-FR" w:bidi="fr-FR"/>
+              </w:rPr>
+            </w:r>
           </w:p>
         </w:tc>
         <w:tc>
@@ -779,7 +888,11 @@
               <w:spacing w:after="0"/>
               <w:jc w:val="center"/>
             </w:pPr>
-            <w:r/>
+            <w:r>
+              <w:rPr>
+                <w:lang w:val="fr-FR" w:eastAsia="fr-FR" w:bidi="fr-FR"/>
+              </w:rPr>
+            </w:r>
           </w:p>
         </w:tc>
         <w:tc>
@@ -792,7 +905,11 @@
               <w:spacing w:after="0"/>
               <w:jc w:val="center"/>
             </w:pPr>
-            <w:r/>
+            <w:r>
+              <w:rPr>
+                <w:lang w:val="fr-FR" w:eastAsia="fr-FR" w:bidi="fr-FR"/>
+              </w:rPr>
+            </w:r>
           </w:p>
         </w:tc>
         <w:tc>
@@ -804,7 +921,11 @@
             <w:pPr>
               <w:spacing w:after="0"/>
             </w:pPr>
-            <w:r/>
+            <w:r>
+              <w:rPr>
+                <w:lang w:val="fr-FR" w:eastAsia="fr-FR" w:bidi="fr-FR"/>
+              </w:rPr>
+            </w:r>
           </w:p>
         </w:tc>
       </w:tr>
@@ -819,7 +940,10 @@
               <w:spacing w:after="0"/>
             </w:pPr>
             <w:r>
-              <w:t>maitrise technique des activites realisees</w:t>
+              <w:rPr>
+                <w:lang w:val="fr-FR" w:eastAsia="fr-FR" w:bidi="fr-FR"/>
+              </w:rPr>
+              <w:t>maîtrise technique des activités réalisées</w:t>
             </w:r>
           </w:p>
         </w:tc>
@@ -833,7 +957,10 @@
               <w:spacing w:after="0"/>
             </w:pPr>
             <w:r>
-              <w:t>Les techniques, outils et methodes mobilises sont expliques et justifies avec exactitude.</w:t>
+              <w:rPr>
+                <w:lang w:val="fr-FR" w:eastAsia="fr-FR" w:bidi="fr-FR"/>
+              </w:rPr>
+              <w:t>Les techniques, outils et méthodes mobilisés sont expliqués et justifiés avec exactitude.</w:t>
             </w:r>
           </w:p>
         </w:tc>
@@ -847,7 +974,11 @@
               <w:spacing w:after="0"/>
               <w:jc w:val="center"/>
             </w:pPr>
-            <w:r/>
+            <w:r>
+              <w:rPr>
+                <w:lang w:val="fr-FR" w:eastAsia="fr-FR" w:bidi="fr-FR"/>
+              </w:rPr>
+            </w:r>
           </w:p>
         </w:tc>
         <w:tc>
@@ -860,7 +991,11 @@
               <w:spacing w:after="0"/>
               <w:jc w:val="center"/>
             </w:pPr>
-            <w:r/>
+            <w:r>
+              <w:rPr>
+                <w:lang w:val="fr-FR" w:eastAsia="fr-FR" w:bidi="fr-FR"/>
+              </w:rPr>
+            </w:r>
           </w:p>
         </w:tc>
         <w:tc>
@@ -873,7 +1008,11 @@
               <w:spacing w:after="0"/>
               <w:jc w:val="center"/>
             </w:pPr>
-            <w:r/>
+            <w:r>
+              <w:rPr>
+                <w:lang w:val="fr-FR" w:eastAsia="fr-FR" w:bidi="fr-FR"/>
+              </w:rPr>
+            </w:r>
           </w:p>
         </w:tc>
         <w:tc>
@@ -886,7 +1025,11 @@
               <w:spacing w:after="0"/>
               <w:jc w:val="center"/>
             </w:pPr>
-            <w:r/>
+            <w:r>
+              <w:rPr>
+                <w:lang w:val="fr-FR" w:eastAsia="fr-FR" w:bidi="fr-FR"/>
+              </w:rPr>
+            </w:r>
           </w:p>
         </w:tc>
         <w:tc>
@@ -898,7 +1041,11 @@
             <w:pPr>
               <w:spacing w:after="0"/>
             </w:pPr>
-            <w:r/>
+            <w:r>
+              <w:rPr>
+                <w:lang w:val="fr-FR" w:eastAsia="fr-FR" w:bidi="fr-FR"/>
+              </w:rPr>
+            </w:r>
           </w:p>
         </w:tc>
       </w:tr>
@@ -913,7 +1060,10 @@
               <w:spacing w:after="0"/>
             </w:pPr>
             <w:r>
-              <w:t>analyse des choix, resultats et ecarts</w:t>
+              <w:rPr>
+                <w:lang w:val="fr-FR" w:eastAsia="fr-FR" w:bidi="fr-FR"/>
+              </w:rPr>
+              <w:t>analysé des choix, résultats et écarts</w:t>
             </w:r>
           </w:p>
         </w:tc>
@@ -927,7 +1077,10 @@
               <w:spacing w:after="0"/>
             </w:pPr>
             <w:r>
-              <w:t>Les choix, contraintes, resultats et eventuels ecarts sont analyses avec recul professionnel.</w:t>
+              <w:rPr>
+                <w:lang w:val="fr-FR" w:eastAsia="fr-FR" w:bidi="fr-FR"/>
+              </w:rPr>
+              <w:t>Les choix, contraintes, résultats et éventuels écarts sont analysés avec recul professionnel.</w:t>
             </w:r>
           </w:p>
         </w:tc>
@@ -941,7 +1094,11 @@
               <w:spacing w:after="0"/>
               <w:jc w:val="center"/>
             </w:pPr>
-            <w:r/>
+            <w:r>
+              <w:rPr>
+                <w:lang w:val="fr-FR" w:eastAsia="fr-FR" w:bidi="fr-FR"/>
+              </w:rPr>
+            </w:r>
           </w:p>
         </w:tc>
         <w:tc>
@@ -954,7 +1111,11 @@
               <w:spacing w:after="0"/>
               <w:jc w:val="center"/>
             </w:pPr>
-            <w:r/>
+            <w:r>
+              <w:rPr>
+                <w:lang w:val="fr-FR" w:eastAsia="fr-FR" w:bidi="fr-FR"/>
+              </w:rPr>
+            </w:r>
           </w:p>
         </w:tc>
         <w:tc>
@@ -967,7 +1128,11 @@
               <w:spacing w:after="0"/>
               <w:jc w:val="center"/>
             </w:pPr>
-            <w:r/>
+            <w:r>
+              <w:rPr>
+                <w:lang w:val="fr-FR" w:eastAsia="fr-FR" w:bidi="fr-FR"/>
+              </w:rPr>
+            </w:r>
           </w:p>
         </w:tc>
         <w:tc>
@@ -980,7 +1145,11 @@
               <w:spacing w:after="0"/>
               <w:jc w:val="center"/>
             </w:pPr>
-            <w:r/>
+            <w:r>
+              <w:rPr>
+                <w:lang w:val="fr-FR" w:eastAsia="fr-FR" w:bidi="fr-FR"/>
+              </w:rPr>
+            </w:r>
           </w:p>
         </w:tc>
         <w:tc>
@@ -992,7 +1161,11 @@
             <w:pPr>
               <w:spacing w:after="0"/>
             </w:pPr>
-            <w:r/>
+            <w:r>
+              <w:rPr>
+                <w:lang w:val="fr-FR" w:eastAsia="fr-FR" w:bidi="fr-FR"/>
+              </w:rPr>
+            </w:r>
           </w:p>
         </w:tc>
       </w:tr>
@@ -1007,7 +1180,10 @@
               <w:spacing w:after="0"/>
             </w:pPr>
             <w:r>
-              <w:t>prise en compte de la qualite, de la securite, des procedures et des contraintes de couts/delais</w:t>
+              <w:rPr>
+                <w:lang w:val="fr-FR" w:eastAsia="fr-FR" w:bidi="fr-FR"/>
+              </w:rPr>
+              <w:t>prise en compte de la qualité, de la sécurité, des procedures et des contraintes de couts/delais</w:t>
             </w:r>
           </w:p>
         </w:tc>
@@ -1021,7 +1197,10 @@
               <w:spacing w:after="0"/>
             </w:pPr>
             <w:r>
-              <w:t>Les exigences de qualite, securite, reglementation et tracabilite sont prises en compte.</w:t>
+              <w:rPr>
+                <w:lang w:val="fr-FR" w:eastAsia="fr-FR" w:bidi="fr-FR"/>
+              </w:rPr>
+              <w:t>Les exigences de qualité, sécurité, réglementation et traçabilité sont prises en compte.</w:t>
             </w:r>
           </w:p>
         </w:tc>
@@ -1035,7 +1214,11 @@
               <w:spacing w:after="0"/>
               <w:jc w:val="center"/>
             </w:pPr>
-            <w:r/>
+            <w:r>
+              <w:rPr>
+                <w:lang w:val="fr-FR" w:eastAsia="fr-FR" w:bidi="fr-FR"/>
+              </w:rPr>
+            </w:r>
           </w:p>
         </w:tc>
         <w:tc>
@@ -1048,7 +1231,11 @@
               <w:spacing w:after="0"/>
               <w:jc w:val="center"/>
             </w:pPr>
-            <w:r/>
+            <w:r>
+              <w:rPr>
+                <w:lang w:val="fr-FR" w:eastAsia="fr-FR" w:bidi="fr-FR"/>
+              </w:rPr>
+            </w:r>
           </w:p>
         </w:tc>
         <w:tc>
@@ -1061,7 +1248,11 @@
               <w:spacing w:after="0"/>
               <w:jc w:val="center"/>
             </w:pPr>
-            <w:r/>
+            <w:r>
+              <w:rPr>
+                <w:lang w:val="fr-FR" w:eastAsia="fr-FR" w:bidi="fr-FR"/>
+              </w:rPr>
+            </w:r>
           </w:p>
         </w:tc>
         <w:tc>
@@ -1074,7 +1265,11 @@
               <w:spacing w:after="0"/>
               <w:jc w:val="center"/>
             </w:pPr>
-            <w:r/>
+            <w:r>
+              <w:rPr>
+                <w:lang w:val="fr-FR" w:eastAsia="fr-FR" w:bidi="fr-FR"/>
+              </w:rPr>
+            </w:r>
           </w:p>
         </w:tc>
         <w:tc>
@@ -1086,7 +1281,11 @@
             <w:pPr>
               <w:spacing w:after="0"/>
             </w:pPr>
-            <w:r/>
+            <w:r>
+              <w:rPr>
+                <w:lang w:val="fr-FR" w:eastAsia="fr-FR" w:bidi="fr-FR"/>
+              </w:rPr>
+            </w:r>
           </w:p>
         </w:tc>
       </w:tr>
@@ -1101,7 +1300,10 @@
               <w:spacing w:after="0"/>
             </w:pPr>
             <w:r>
-              <w:t>qualite de la soutenance et capacite de justification</w:t>
+              <w:rPr>
+                <w:lang w:val="fr-FR" w:eastAsia="fr-FR" w:bidi="fr-FR"/>
+              </w:rPr>
+              <w:t>qualité de la soutenance et capacite de justification</w:t>
             </w:r>
           </w:p>
         </w:tc>
@@ -1115,7 +1317,10 @@
               <w:spacing w:after="0"/>
             </w:pPr>
             <w:r>
-              <w:t>Les exigences de qualite, securite, reglementation et tracabilite sont prises en compte.</w:t>
+              <w:rPr>
+                <w:lang w:val="fr-FR" w:eastAsia="fr-FR" w:bidi="fr-FR"/>
+              </w:rPr>
+              <w:t>Expression claire, structurée, argumentée et adaptée au questionnement du jury.</w:t>
             </w:r>
           </w:p>
         </w:tc>
@@ -1129,7 +1334,11 @@
               <w:spacing w:after="0"/>
               <w:jc w:val="center"/>
             </w:pPr>
-            <w:r/>
+            <w:r>
+              <w:rPr>
+                <w:lang w:val="fr-FR" w:eastAsia="fr-FR" w:bidi="fr-FR"/>
+              </w:rPr>
+            </w:r>
           </w:p>
         </w:tc>
         <w:tc>
@@ -1142,7 +1351,11 @@
               <w:spacing w:after="0"/>
               <w:jc w:val="center"/>
             </w:pPr>
-            <w:r/>
+            <w:r>
+              <w:rPr>
+                <w:lang w:val="fr-FR" w:eastAsia="fr-FR" w:bidi="fr-FR"/>
+              </w:rPr>
+            </w:r>
           </w:p>
         </w:tc>
         <w:tc>
@@ -1155,7 +1368,11 @@
               <w:spacing w:after="0"/>
               <w:jc w:val="center"/>
             </w:pPr>
-            <w:r/>
+            <w:r>
+              <w:rPr>
+                <w:lang w:val="fr-FR" w:eastAsia="fr-FR" w:bidi="fr-FR"/>
+              </w:rPr>
+            </w:r>
           </w:p>
         </w:tc>
         <w:tc>
@@ -1168,7 +1385,11 @@
               <w:spacing w:after="0"/>
               <w:jc w:val="center"/>
             </w:pPr>
-            <w:r/>
+            <w:r>
+              <w:rPr>
+                <w:lang w:val="fr-FR" w:eastAsia="fr-FR" w:bidi="fr-FR"/>
+              </w:rPr>
+            </w:r>
           </w:p>
         </w:tc>
         <w:tc>
@@ -1180,7 +1401,11 @@
             <w:pPr>
               <w:spacing w:after="0"/>
             </w:pPr>
-            <w:r/>
+            <w:r>
+              <w:rPr>
+                <w:lang w:val="fr-FR" w:eastAsia="fr-FR" w:bidi="fr-FR"/>
+              </w:rPr>
+            </w:r>
           </w:p>
         </w:tc>
       </w:tr>
@@ -1195,7 +1420,10 @@
               <w:spacing w:after="0"/>
             </w:pPr>
             <w:r>
-              <w:t>prise de recul sur l'experience. Accent probable sur la qualite des activites en entreprise, la mesure et l'exploitation des resultats, la qualite et la securite</w:t>
+              <w:rPr>
+                <w:lang w:val="fr-FR" w:eastAsia="fr-FR" w:bidi="fr-FR"/>
+              </w:rPr>
+              <w:t>prise de recul sur l'experience. Accent probable sur la qualité des activités en entreprise, la mesure et l'exploitation des résultats, la qualité et la sécurité</w:t>
             </w:r>
           </w:p>
         </w:tc>
@@ -1209,7 +1437,10 @@
               <w:spacing w:after="0"/>
             </w:pPr>
             <w:r>
-              <w:t>Le candidat situe precisement l'organisation, ses missions et le perimetre de son intervention.</w:t>
+              <w:rPr>
+                <w:lang w:val="fr-FR" w:eastAsia="fr-FR" w:bidi="fr-FR"/>
+              </w:rPr>
+              <w:t>Le candidat situe précisément l'organisation, ses missions et le périmètre de son intervention.</w:t>
             </w:r>
           </w:p>
         </w:tc>
@@ -1223,7 +1454,11 @@
               <w:spacing w:after="0"/>
               <w:jc w:val="center"/>
             </w:pPr>
-            <w:r/>
+            <w:r>
+              <w:rPr>
+                <w:lang w:val="fr-FR" w:eastAsia="fr-FR" w:bidi="fr-FR"/>
+              </w:rPr>
+            </w:r>
           </w:p>
         </w:tc>
         <w:tc>
@@ -1236,7 +1471,11 @@
               <w:spacing w:after="0"/>
               <w:jc w:val="center"/>
             </w:pPr>
-            <w:r/>
+            <w:r>
+              <w:rPr>
+                <w:lang w:val="fr-FR" w:eastAsia="fr-FR" w:bidi="fr-FR"/>
+              </w:rPr>
+            </w:r>
           </w:p>
         </w:tc>
         <w:tc>
@@ -1249,7 +1488,11 @@
               <w:spacing w:after="0"/>
               <w:jc w:val="center"/>
             </w:pPr>
-            <w:r/>
+            <w:r>
+              <w:rPr>
+                <w:lang w:val="fr-FR" w:eastAsia="fr-FR" w:bidi="fr-FR"/>
+              </w:rPr>
+            </w:r>
           </w:p>
         </w:tc>
         <w:tc>
@@ -1262,7 +1505,11 @@
               <w:spacing w:after="0"/>
               <w:jc w:val="center"/>
             </w:pPr>
-            <w:r/>
+            <w:r>
+              <w:rPr>
+                <w:lang w:val="fr-FR" w:eastAsia="fr-FR" w:bidi="fr-FR"/>
+              </w:rPr>
+            </w:r>
           </w:p>
         </w:tc>
         <w:tc>
@@ -1274,7 +1521,11 @@
             <w:pPr>
               <w:spacing w:after="0"/>
             </w:pPr>
-            <w:r/>
+            <w:r>
+              <w:rPr>
+                <w:lang w:val="fr-FR" w:eastAsia="fr-FR" w:bidi="fr-FR"/>
+              </w:rPr>
+            </w:r>
           </w:p>
         </w:tc>
       </w:tr>
@@ -1289,6 +1540,9 @@
               <w:spacing w:after="0"/>
             </w:pPr>
             <w:r>
+              <w:rPr>
+                <w:lang w:val="fr-FR" w:eastAsia="fr-FR" w:bidi="fr-FR"/>
+              </w:rPr>
               <w:t>Qualité et conformité du rapport</w:t>
             </w:r>
           </w:p>
@@ -1303,7 +1557,10 @@
               <w:spacing w:after="0"/>
             </w:pPr>
             <w:r>
-              <w:t>Support lisible, structure, coherent avec l'epreuve et directement exploitable pour l'evaluation.</w:t>
+              <w:rPr>
+                <w:lang w:val="fr-FR" w:eastAsia="fr-FR" w:bidi="fr-FR"/>
+              </w:rPr>
+              <w:t>Support lisible, structuré, cohérent avec l'épreuve et directement exploitable pour l'évaluation.</w:t>
             </w:r>
           </w:p>
         </w:tc>
@@ -1317,7 +1574,11 @@
               <w:spacing w:after="0"/>
               <w:jc w:val="center"/>
             </w:pPr>
-            <w:r/>
+            <w:r>
+              <w:rPr>
+                <w:lang w:val="fr-FR" w:eastAsia="fr-FR" w:bidi="fr-FR"/>
+              </w:rPr>
+            </w:r>
           </w:p>
         </w:tc>
         <w:tc>
@@ -1330,7 +1591,11 @@
               <w:spacing w:after="0"/>
               <w:jc w:val="center"/>
             </w:pPr>
-            <w:r/>
+            <w:r>
+              <w:rPr>
+                <w:lang w:val="fr-FR" w:eastAsia="fr-FR" w:bidi="fr-FR"/>
+              </w:rPr>
+            </w:r>
           </w:p>
         </w:tc>
         <w:tc>
@@ -1343,7 +1608,11 @@
               <w:spacing w:after="0"/>
               <w:jc w:val="center"/>
             </w:pPr>
-            <w:r/>
+            <w:r>
+              <w:rPr>
+                <w:lang w:val="fr-FR" w:eastAsia="fr-FR" w:bidi="fr-FR"/>
+              </w:rPr>
+            </w:r>
           </w:p>
         </w:tc>
         <w:tc>
@@ -1356,7 +1625,11 @@
               <w:spacing w:after="0"/>
               <w:jc w:val="center"/>
             </w:pPr>
-            <w:r/>
+            <w:r>
+              <w:rPr>
+                <w:lang w:val="fr-FR" w:eastAsia="fr-FR" w:bidi="fr-FR"/>
+              </w:rPr>
+            </w:r>
           </w:p>
         </w:tc>
         <w:tc>
@@ -1368,7 +1641,11 @@
             <w:pPr>
               <w:spacing w:after="0"/>
             </w:pPr>
-            <w:r/>
+            <w:r>
+              <w:rPr>
+                <w:lang w:val="fr-FR" w:eastAsia="fr-FR" w:bidi="fr-FR"/>
+              </w:rPr>
+            </w:r>
           </w:p>
         </w:tc>
       </w:tr>
@@ -1383,6 +1660,9 @@
               <w:spacing w:after="0"/>
             </w:pPr>
             <w:r>
+              <w:rPr>
+                <w:lang w:val="fr-FR" w:eastAsia="fr-FR" w:bidi="fr-FR"/>
+              </w:rPr>
               <w:t>explicitation du contexte entreprise et de la mission</w:t>
             </w:r>
           </w:p>
@@ -1397,7 +1677,10 @@
               <w:spacing w:after="0"/>
             </w:pPr>
             <w:r>
-              <w:t>Le candidat situe precisement l'organisation, ses missions et le perimetre de son intervention.</w:t>
+              <w:rPr>
+                <w:lang w:val="fr-FR" w:eastAsia="fr-FR" w:bidi="fr-FR"/>
+              </w:rPr>
+              <w:t>Le candidat situe précisément l'organisation, ses missions et le périmètre de son intervention.</w:t>
             </w:r>
           </w:p>
         </w:tc>
@@ -1411,7 +1694,11 @@
               <w:spacing w:after="0"/>
               <w:jc w:val="center"/>
             </w:pPr>
-            <w:r/>
+            <w:r>
+              <w:rPr>
+                <w:lang w:val="fr-FR" w:eastAsia="fr-FR" w:bidi="fr-FR"/>
+              </w:rPr>
+            </w:r>
           </w:p>
         </w:tc>
         <w:tc>
@@ -1424,7 +1711,11 @@
               <w:spacing w:after="0"/>
               <w:jc w:val="center"/>
             </w:pPr>
-            <w:r/>
+            <w:r>
+              <w:rPr>
+                <w:lang w:val="fr-FR" w:eastAsia="fr-FR" w:bidi="fr-FR"/>
+              </w:rPr>
+            </w:r>
           </w:p>
         </w:tc>
         <w:tc>
@@ -1437,7 +1728,11 @@
               <w:spacing w:after="0"/>
               <w:jc w:val="center"/>
             </w:pPr>
-            <w:r/>
+            <w:r>
+              <w:rPr>
+                <w:lang w:val="fr-FR" w:eastAsia="fr-FR" w:bidi="fr-FR"/>
+              </w:rPr>
+            </w:r>
           </w:p>
         </w:tc>
         <w:tc>
@@ -1450,7 +1745,11 @@
               <w:spacing w:after="0"/>
               <w:jc w:val="center"/>
             </w:pPr>
-            <w:r/>
+            <w:r>
+              <w:rPr>
+                <w:lang w:val="fr-FR" w:eastAsia="fr-FR" w:bidi="fr-FR"/>
+              </w:rPr>
+            </w:r>
           </w:p>
         </w:tc>
         <w:tc>
@@ -1462,7 +1761,11 @@
             <w:pPr>
               <w:spacing w:after="0"/>
             </w:pPr>
-            <w:r/>
+            <w:r>
+              <w:rPr>
+                <w:lang w:val="fr-FR" w:eastAsia="fr-FR" w:bidi="fr-FR"/>
+              </w:rPr>
+            </w:r>
           </w:p>
         </w:tc>
       </w:tr>
@@ -1477,6 +1780,9 @@
               <w:spacing w:after="0"/>
             </w:pPr>
             <w:r>
+              <w:rPr>
+                <w:lang w:val="fr-FR" w:eastAsia="fr-FR" w:bidi="fr-FR"/>
+              </w:rPr>
               <w:t>prise en compte de la qualité, sécurité, procédures, coûts/délais</w:t>
             </w:r>
           </w:p>
@@ -1491,7 +1797,10 @@
               <w:spacing w:after="0"/>
             </w:pPr>
             <w:r>
-              <w:t>Elements observables explicitables dans le support ecrit et confirmables lors de l'entretien.</w:t>
+              <w:rPr>
+                <w:lang w:val="fr-FR" w:eastAsia="fr-FR" w:bidi="fr-FR"/>
+              </w:rPr>
+              <w:t>Éléments observables explicitables dans le support écrit et confirmables lors de l'entretien.</w:t>
             </w:r>
           </w:p>
         </w:tc>
@@ -1505,7 +1814,11 @@
               <w:spacing w:after="0"/>
               <w:jc w:val="center"/>
             </w:pPr>
-            <w:r/>
+            <w:r>
+              <w:rPr>
+                <w:lang w:val="fr-FR" w:eastAsia="fr-FR" w:bidi="fr-FR"/>
+              </w:rPr>
+            </w:r>
           </w:p>
         </w:tc>
         <w:tc>
@@ -1518,7 +1831,11 @@
               <w:spacing w:after="0"/>
               <w:jc w:val="center"/>
             </w:pPr>
-            <w:r/>
+            <w:r>
+              <w:rPr>
+                <w:lang w:val="fr-FR" w:eastAsia="fr-FR" w:bidi="fr-FR"/>
+              </w:rPr>
+            </w:r>
           </w:p>
         </w:tc>
         <w:tc>
@@ -1531,7 +1848,11 @@
               <w:spacing w:after="0"/>
               <w:jc w:val="center"/>
             </w:pPr>
-            <w:r/>
+            <w:r>
+              <w:rPr>
+                <w:lang w:val="fr-FR" w:eastAsia="fr-FR" w:bidi="fr-FR"/>
+              </w:rPr>
+            </w:r>
           </w:p>
         </w:tc>
         <w:tc>
@@ -1544,7 +1865,11 @@
               <w:spacing w:after="0"/>
               <w:jc w:val="center"/>
             </w:pPr>
-            <w:r/>
+            <w:r>
+              <w:rPr>
+                <w:lang w:val="fr-FR" w:eastAsia="fr-FR" w:bidi="fr-FR"/>
+              </w:rPr>
+            </w:r>
           </w:p>
         </w:tc>
         <w:tc>
@@ -1556,7 +1881,11 @@
             <w:pPr>
               <w:spacing w:after="0"/>
             </w:pPr>
-            <w:r/>
+            <w:r>
+              <w:rPr>
+                <w:lang w:val="fr-FR" w:eastAsia="fr-FR" w:bidi="fr-FR"/>
+              </w:rPr>
+            </w:r>
           </w:p>
         </w:tc>
       </w:tr>
@@ -1571,6 +1900,9 @@
               <w:spacing w:after="0"/>
             </w:pPr>
             <w:r>
+              <w:rPr>
+                <w:lang w:val="fr-FR" w:eastAsia="fr-FR" w:bidi="fr-FR"/>
+              </w:rPr>
               <w:t>prise de recul sur l'expérience. L'évaluation porte sur les compétences mobilisées lors du stage ou de l'activité en entreprise</w:t>
             </w:r>
           </w:p>
@@ -1585,7 +1917,10 @@
               <w:spacing w:after="0"/>
             </w:pPr>
             <w:r>
-              <w:t>Le candidat situe precisement l'organisation, ses missions et le perimetre de son intervention.</w:t>
+              <w:rPr>
+                <w:lang w:val="fr-FR" w:eastAsia="fr-FR" w:bidi="fr-FR"/>
+              </w:rPr>
+              <w:t>Le candidat situe précisément l'organisation, ses missions et le périmètre de son intervention.</w:t>
             </w:r>
           </w:p>
         </w:tc>
@@ -1599,7 +1934,11 @@
               <w:spacing w:after="0"/>
               <w:jc w:val="center"/>
             </w:pPr>
-            <w:r/>
+            <w:r>
+              <w:rPr>
+                <w:lang w:val="fr-FR" w:eastAsia="fr-FR" w:bidi="fr-FR"/>
+              </w:rPr>
+            </w:r>
           </w:p>
         </w:tc>
         <w:tc>
@@ -1612,7 +1951,11 @@
               <w:spacing w:after="0"/>
               <w:jc w:val="center"/>
             </w:pPr>
-            <w:r/>
+            <w:r>
+              <w:rPr>
+                <w:lang w:val="fr-FR" w:eastAsia="fr-FR" w:bidi="fr-FR"/>
+              </w:rPr>
+            </w:r>
           </w:p>
         </w:tc>
         <w:tc>
@@ -1625,7 +1968,11 @@
               <w:spacing w:after="0"/>
               <w:jc w:val="center"/>
             </w:pPr>
-            <w:r/>
+            <w:r>
+              <w:rPr>
+                <w:lang w:val="fr-FR" w:eastAsia="fr-FR" w:bidi="fr-FR"/>
+              </w:rPr>
+            </w:r>
           </w:p>
         </w:tc>
         <w:tc>
@@ -1638,7 +1985,11 @@
               <w:spacing w:after="0"/>
               <w:jc w:val="center"/>
             </w:pPr>
-            <w:r/>
+            <w:r>
+              <w:rPr>
+                <w:lang w:val="fr-FR" w:eastAsia="fr-FR" w:bidi="fr-FR"/>
+              </w:rPr>
+            </w:r>
           </w:p>
         </w:tc>
         <w:tc>
@@ -1650,7 +2001,11 @@
             <w:pPr>
               <w:spacing w:after="0"/>
             </w:pPr>
-            <w:r/>
+            <w:r>
+              <w:rPr>
+                <w:lang w:val="fr-FR" w:eastAsia="fr-FR" w:bidi="fr-FR"/>
+              </w:rPr>
+            </w:r>
           </w:p>
         </w:tc>
       </w:tr>
@@ -1660,8 +2015,9 @@
       <w:r>
         <w:rPr>
           <w:b/>
+          <w:lang w:val="fr-FR" w:eastAsia="fr-FR" w:bidi="fr-FR"/>
         </w:rPr>
-        <w:t>Appreciation synthetique</w:t>
+        <w:t>Appréciation synthétique</w:t>
       </w:r>
     </w:p>
     <w:tbl>
@@ -1685,8 +2041,9 @@
             <w:r>
               <w:rPr>
                 <w:b/>
+                <w:lang w:val="fr-FR" w:eastAsia="fr-FR" w:bidi="fr-FR"/>
               </w:rPr>
-              <w:t>Points forts observes</w:t>
+              <w:t>Points forts observés</w:t>
             </w:r>
           </w:p>
         </w:tc>
@@ -1695,7 +2052,11 @@
             <w:tcW w:type="dxa" w:w="10658"/>
           </w:tcPr>
           <w:p>
-            <w:r/>
+            <w:r>
+              <w:rPr>
+                <w:lang w:val="fr-FR" w:eastAsia="fr-FR" w:bidi="fr-FR"/>
+              </w:rPr>
+            </w:r>
           </w:p>
         </w:tc>
       </w:tr>
@@ -1709,6 +2070,7 @@
             <w:r>
               <w:rPr>
                 <w:b/>
+                <w:lang w:val="fr-FR" w:eastAsia="fr-FR" w:bidi="fr-FR"/>
               </w:rPr>
               <w:t>Axes de progression / vigilance</w:t>
             </w:r>
@@ -1719,7 +2081,11 @@
             <w:tcW w:type="dxa" w:w="10658"/>
           </w:tcPr>
           <w:p>
-            <w:r/>
+            <w:r>
+              <w:rPr>
+                <w:lang w:val="fr-FR" w:eastAsia="fr-FR" w:bidi="fr-FR"/>
+              </w:rPr>
+            </w:r>
           </w:p>
         </w:tc>
       </w:tr>
@@ -1733,8 +2099,9 @@
             <w:r>
               <w:rPr>
                 <w:b/>
+                <w:lang w:val="fr-FR" w:eastAsia="fr-FR" w:bidi="fr-FR"/>
               </w:rPr>
-              <w:t>Decision / note / positionnement local</w:t>
+              <w:t>Décision / note / positionnement local</w:t>
             </w:r>
           </w:p>
         </w:tc>
@@ -1743,7 +2110,11 @@
             <w:tcW w:type="dxa" w:w="10658"/>
           </w:tcPr>
           <w:p>
-            <w:r/>
+            <w:r>
+              <w:rPr>
+                <w:lang w:val="fr-FR" w:eastAsia="fr-FR" w:bidi="fr-FR"/>
+              </w:rPr>
+            </w:r>
           </w:p>
         </w:tc>
       </w:tr>
@@ -1753,26 +2124,43 @@
       <w:r>
         <w:rPr>
           <w:b/>
+          <w:lang w:val="fr-FR" w:eastAsia="fr-FR" w:bidi="fr-FR"/>
         </w:rPr>
         <w:t>Fondement et sources de reconstitution</w:t>
       </w:r>
     </w:p>
     <w:p>
       <w:r>
-        <w:t>Croisement entre le rapport d'activite en entreprise, le reglement d'examen et le referentiel du BTS.</w:t>
+        <w:rPr>
+          <w:lang w:val="fr-FR" w:eastAsia="fr-FR" w:bidi="fr-FR"/>
+        </w:rPr>
+        <w:t>Croisement entre le rapport d'activité en entreprise, le reglement d'examen et le référentiel du BTS.</w:t>
       </w:r>
     </w:p>
     <w:p>
       <w:r>
-        <w:t>Le référentiel du BTS Systèmes Photoniques (anciennement Génie Optique) indique que l'épreuve U6.1 (Rapport d'activité en entreprise) évalue les compétences mobilisées lors du stage ou de l'activité en entreprise. L'évaluation se fait sur la base d'un entretien tripartite (candidat, tuteur, enseignant) et d'une proposition d'auto-évaluation extraite du rapport de stage. Les critères sont reconstitués à partir des objectifs généraux de l'épreuve et des compétences attendues du technicien supérieur en photonique, notamment la capacité à analyser, concevoir, réaliser et contrôler des systèmes optiques, en tenant compte des contraintes de qualité, coût et sécurité.</w:t>
+        <w:rPr>
+          <w:lang w:val="fr-FR" w:eastAsia="fr-FR" w:bidi="fr-FR"/>
+        </w:rPr>
+        <w:t>Le référentiel du BTS Systèmes Photoniques (anciennement Génie Optique) indique que l'épreuve U6.1 (Rapport d'activité en entreprise) évalué les compétences mobilisées lors du stage ou de l'activité en entreprise. L'évaluation se fait sur la base d'un entretien tripartite (candidat, tuteur, enseignant) et d'une proposition d'auto-évaluation extraite du rapport de stage. Les critères sont reconstitués à partir des objectifs généraux de l'épreuve et des compétences attendues du technicien supérieur en photonique, notamment la capacité à analyser, concevoir, réaliser et contrôler des systèmes optiques, en tenant compte des contraintes de qualité, coût et sécurité.</w:t>
       </w:r>
     </w:p>
     <w:p>
       <w:r>
         <w:rPr>
           <w:sz w:val="17"/>
+          <w:lang w:val="fr-FR" w:eastAsia="fr-FR" w:bidi="fr-FR"/>
         </w:rPr>
-        <w:t>Referentiel : https://www.education.gouv.fr/bo/15/Hebdo27/MENS1427949A.htm</w:t>
+        <w:t>Référentiel : https://www.education.gouv.fr/bo/15/Hebdo27/MENS1427949A.htm</w:t>
+      </w:r>
+    </w:p>
+    <w:p>
+      <w:r>
+        <w:rPr>
+          <w:sz w:val="17"/>
+          <w:lang w:val="fr-FR" w:eastAsia="fr-FR" w:bidi="fr-FR"/>
+        </w:rPr>
+        <w:t>Définition / modalités : https://www.education.gouv.fr/node/276968</w:t>
       </w:r>
     </w:p>
     <w:sectPr>
@@ -2151,6 +2539,7 @@
     <w:rPr>
       <w:rFonts w:ascii="Aptos" w:hAnsi="Aptos"/>
       <w:sz w:val="20"/>
+      <w:lang w:val="fr-FR" w:eastAsia="fr-FR" w:bidi="fr-FR"/>
     </w:rPr>
   </w:style>
   <w:style w:type="paragraph" w:styleId="Header">
